--- a/v2/src/assets/resume/Mark_Valles_Resume.docx
+++ b/v2/src/assets/resume/Mark_Valles_Resume.docx
@@ -277,23 +277,7 @@
                 <w:color w:val="64748B"/>
                 <w:sz w:val="19"/>
               </w:rPr>
-              <w:t xml:space="preserve"> | </w:t>
-            </w:r>
-            <w:proofErr w:type="spellStart"/>
-            <w:r>
-              <w:rPr>
-                <w:color w:val="64748B"/>
-                <w:sz w:val="19"/>
-              </w:rPr>
-              <w:t>Ascendion</w:t>
-            </w:r>
-            <w:proofErr w:type="spellEnd"/>
-            <w:r>
-              <w:rPr>
-                <w:color w:val="64748B"/>
-                <w:sz w:val="19"/>
-              </w:rPr>
-              <w:t xml:space="preserve"> Digital Solutions </w:t>
+              <w:t xml:space="preserve"> | Ascendion Digital Solutions </w:t>
             </w:r>
             <w:r>
               <w:rPr>
@@ -1704,7 +1688,39 @@
               <w:rPr>
                 <w:sz w:val="19"/>
               </w:rPr>
-              <w:t>Yii2), TypeScript, JavaScript (</w:t>
+              <w:t>Yii2</w:t>
+            </w:r>
+            <w:r>
+              <w:rPr>
+                <w:sz w:val="19"/>
+              </w:rPr>
+              <w:t>/</w:t>
+            </w:r>
+            <w:proofErr w:type="spellStart"/>
+            <w:r>
+              <w:rPr>
+                <w:sz w:val="19"/>
+              </w:rPr>
+              <w:t>ProcessMaker</w:t>
+            </w:r>
+            <w:proofErr w:type="spellEnd"/>
+            <w:r>
+              <w:rPr>
+                <w:sz w:val="19"/>
+              </w:rPr>
+              <w:t xml:space="preserve"> </w:t>
+            </w:r>
+            <w:r>
+              <w:rPr>
+                <w:sz w:val="19"/>
+              </w:rPr>
+              <w:t>(Low code – No code)</w:t>
+            </w:r>
+            <w:r>
+              <w:rPr>
+                <w:sz w:val="19"/>
+              </w:rPr>
+              <w:t>), TypeScript, JavaScript (</w:t>
             </w:r>
             <w:proofErr w:type="spellStart"/>
             <w:r>
@@ -1951,21 +1967,7 @@
               <w:rPr>
                 <w:sz w:val="19"/>
               </w:rPr>
-              <w:t xml:space="preserve">, Twilio, </w:t>
-            </w:r>
-            <w:proofErr w:type="spellStart"/>
-            <w:r>
-              <w:rPr>
-                <w:sz w:val="19"/>
-              </w:rPr>
-              <w:t>ProcessMaker</w:t>
-            </w:r>
-            <w:proofErr w:type="spellEnd"/>
-            <w:r>
-              <w:rPr>
-                <w:sz w:val="19"/>
-              </w:rPr>
-              <w:t>, Zapier, Make, Monday.com</w:t>
+              <w:t>, Twilio, Zapier, Make, Monday.com</w:t>
             </w:r>
           </w:p>
         </w:tc>
@@ -3397,6 +3399,7 @@
   <w:style w:type="character" w:default="1" w:styleId="DefaultParagraphFont">
     <w:name w:val="Default Paragraph Font"/>
     <w:uiPriority w:val="1"/>
+    <w:semiHidden/>
     <w:unhideWhenUsed/>
   </w:style>
   <w:style w:type="table" w:default="1" w:styleId="TableNormal">
